--- a/compiled/cdms-functional-requirements-DRAFT.docx
+++ b/compiled/cdms-functional-requirements-DRAFT.docx
@@ -164,7 +164,7 @@
               <w:jc w:val="left"/>
             </w:pPr>
             <w:r>
-              <w:t xml:space="preserve">Version: 0.1.0</w:t>
+              <w:t xml:space="preserve">Version: main</w:t>
             </w:r>
           </w:p>
         </w:tc>

--- a/compiled/cdms-functional-requirements-DRAFT.docx
+++ b/compiled/cdms-functional-requirements-DRAFT.docx
@@ -164,7 +164,7 @@
               <w:jc w:val="left"/>
             </w:pPr>
             <w:r>
-              <w:t xml:space="preserve">Version: main</w:t>
+              <w:t xml:space="preserve">Version: v0.2.0</w:t>
             </w:r>
           </w:p>
         </w:tc>

--- a/compiled/cdms-functional-requirements-DRAFT.docx
+++ b/compiled/cdms-functional-requirements-DRAFT.docx
@@ -63,7 +63,7 @@
         <w:pStyle w:val="Date"/>
       </w:pPr>
       <w:r>
-        <w:t xml:space="preserve">2026-03-06</w:t>
+        <w:t xml:space="preserve">2026-03-30</w:t>
       </w:r>
     </w:p>
     <w:sdt>
@@ -151,20 +151,20 @@
               <w:jc w:val="left"/>
             </w:pPr>
             <w:r>
-              <w:t xml:space="preserve">Date: 2026-03-06</w:t>
-            </w:r>
-          </w:p>
-        </w:tc>
-      </w:tr>
-      <w:tr>
-        <w:tc>
-          <w:tcPr/>
-          <w:p>
-            <w:pPr>
-              <w:jc w:val="left"/>
-            </w:pPr>
-            <w:r>
-              <w:t xml:space="preserve">Version: v0.2.0</w:t>
+              <w:t xml:space="preserve">Date: 2026-03-30</w:t>
+            </w:r>
+          </w:p>
+        </w:tc>
+      </w:tr>
+      <w:tr>
+        <w:tc>
+          <w:tcPr/>
+          <w:p>
+            <w:pPr>
+              <w:jc w:val="left"/>
+            </w:pPr>
+            <w:r>
+              <w:t xml:space="preserve">Version: v0.3.0</w:t>
             </w:r>
           </w:p>
         </w:tc>
@@ -343,7 +343,13 @@
         <w:pStyle w:val="FirstParagraph"/>
       </w:pPr>
       <w:r>
-        <w:t xml:space="preserve">This document serves as a companion specification to the</w:t>
+        <w:t xml:space="preserve">This document defines the minimal functional and non-functional requirements to support Members in establishing</w:t>
+      </w:r>
+      <w:r>
+        <w:t xml:space="preserve"> </w:t>
+      </w:r>
+      <w:r>
+        <w:t xml:space="preserve">climate data management systems or assessing the compliance of existing systems with the</w:t>
       </w:r>
       <w:r>
         <w:t xml:space="preserve"> </w:t>
@@ -353,25 +359,27 @@
           <w:iCs/>
           <w:i/>
         </w:rPr>
-        <w:t xml:space="preserve">Climate Data Management System Specifications</w:t>
-      </w:r>
-      <w:r>
-        <w:t xml:space="preserve"> </w:t>
-      </w:r>
-      <w:r>
-        <w:t xml:space="preserve">(WMO-No. 1131, 2025 Edition), published by the World Meteorological Organization (WMO). WMO-No. 1131 provides a</w:t>
-      </w:r>
-      <w:r>
-        <w:t xml:space="preserve"> </w:t>
-      </w:r>
-      <w:r>
-        <w:t xml:space="preserve">foundational framework for Climate Data Management Systems (CDMS), detailing essential components, governance</w:t>
-      </w:r>
-      <w:r>
-        <w:t xml:space="preserve"> </w:t>
-      </w:r>
-      <w:r>
-        <w:t xml:space="preserve">principles, and operational guidelines using classifications of "Required," "Recommended," or "Optional."</w:t>
+        <w:t xml:space="preserve">Climate Data Management</w:t>
+      </w:r>
+      <w:r>
+        <w:rPr>
+          <w:iCs/>
+          <w:i/>
+        </w:rPr>
+        <w:t xml:space="preserve"> </w:t>
+      </w:r>
+      <w:r>
+        <w:rPr>
+          <w:iCs/>
+          <w:i/>
+        </w:rPr>
+        <w:t xml:space="preserve">System Specifications</w:t>
+      </w:r>
+      <w:r>
+        <w:t xml:space="preserve"> </w:t>
+      </w:r>
+      <w:r>
+        <w:t xml:space="preserve">(WMO-No. 1131, 2025 Edition).</w:t>
       </w:r>
     </w:p>
     <w:p>
@@ -379,31 +387,53 @@
         <w:pStyle w:val="BodyText"/>
       </w:pPr>
       <w:r>
-        <w:t xml:space="preserve">This specification translates the framework described in WMO-No. 1131 into concrete functional and non-functional</w:t>
-      </w:r>
-      <w:r>
-        <w:t xml:space="preserve"> </w:t>
-      </w:r>
-      <w:r>
-        <w:t xml:space="preserve">requirements. The functional and non-functional requirements form a subset of the full specification</w:t>
-      </w:r>
-      <w:r>
-        <w:t xml:space="preserve"> </w:t>
-      </w:r>
-      <w:r>
-        <w:t xml:space="preserve">defined in WMO-No. 1131, focussing on those elements essential for the management of observational data from stations,</w:t>
-      </w:r>
-      <w:r>
-        <w:t xml:space="preserve"> </w:t>
-      </w:r>
-      <w:r>
-        <w:t xml:space="preserve">including the management of the station, sensor and provenance metadata. The functional requirements are expressed as</w:t>
-      </w:r>
-      <w:r>
-        <w:t xml:space="preserve"> </w:t>
-      </w:r>
-      <w:r>
-        <w:t xml:space="preserve">requirements classes following the OGC Modular Specification approach.</w:t>
+        <w:t xml:space="preserve">WMO-No. 1131 provides a comprehensive framework for Climate Data Management Systems (CDMS), describing key</w:t>
+      </w:r>
+      <w:r>
+        <w:t xml:space="preserve"> </w:t>
+      </w:r>
+      <w:r>
+        <w:t xml:space="preserve">components, governance principles, and operational practices using the classifications "Required", "Recommended",</w:t>
+      </w:r>
+      <w:r>
+        <w:t xml:space="preserve"> </w:t>
+      </w:r>
+      <w:r>
+        <w:t xml:space="preserve">and "Optional". However, Members may require more concrete technical requirements to support implementation.</w:t>
+      </w:r>
+    </w:p>
+    <w:p>
+      <w:pPr>
+        <w:pStyle w:val="BodyText"/>
+      </w:pPr>
+      <w:r>
+        <w:t xml:space="preserve">This document translates the framework outlined in WMO-No. 1131 into a set of concrete functional and non-functional</w:t>
+      </w:r>
+      <w:r>
+        <w:t xml:space="preserve"> </w:t>
+      </w:r>
+      <w:r>
+        <w:t xml:space="preserve">requirements. These requirements represent a subset of the full specifications in WMO-No. 1131 and serve as a</w:t>
+      </w:r>
+      <w:r>
+        <w:t xml:space="preserve"> </w:t>
+      </w:r>
+      <w:r>
+        <w:t xml:space="preserve">practical and technical specification, focusing on capabilities essential for managing observational data from</w:t>
+      </w:r>
+      <w:r>
+        <w:t xml:space="preserve"> </w:t>
+      </w:r>
+      <w:r>
+        <w:t xml:space="preserve">stations, including station, sensor, and provenance metadata.</w:t>
+      </w:r>
+    </w:p>
+    <w:p>
+      <w:pPr>
+        <w:pStyle w:val="BodyText"/>
+      </w:pPr>
+      <w:r>
+        <w:t xml:space="preserve">The functional requirements are expressed as requirements classes following the OGC Modular Specification approach.</w:t>
       </w:r>
     </w:p>
     <w:p>
@@ -603,7 +633,7 @@
         </w:numPr>
       </w:pPr>
       <w:r>
-        <w:t xml:space="preserve">Operational meteorological systems (Numerical Weather Prediction, data assimilation)</w:t>
+        <w:t xml:space="preserve">Operational meteorological systems (Numerical Weather Prediction, data assimilation, forecasting systems)</w:t>
       </w:r>
     </w:p>
     <w:p>
@@ -646,7 +676,7 @@
       <w:r>
         <w:drawing>
           <wp:inline>
-            <wp:extent cx="5943600" cy="2476241"/>
+            <wp:extent cx="3810000" cy="2540000"/>
             <wp:effectExtent b="0" l="0" r="0" t="0"/>
             <wp:docPr descr="c4 level 0" title="" id="27" name="Picture"/>
             <a:graphic>
@@ -676,7 +706,7 @@
                   <pic:spPr bwMode="auto">
                     <a:xfrm>
                       <a:off x="0" y="0"/>
-                      <a:ext cx="5943600" cy="2476241"/>
+                      <a:ext cx="3810000" cy="2540000"/>
                     </a:xfrm>
                     <a:prstGeom prst="rect">
                       <a:avLst/>
@@ -1049,7 +1079,7 @@
         <w:t xml:space="preserve">Users</w:t>
       </w:r>
       <w:r>
-        <w:t xml:space="preserve">: Climate scientists, data managers, and system operators</w:t>
+        <w:t xml:space="preserve">: Climate scientists, data managers, and system administrators</w:t>
       </w:r>
     </w:p>
     <w:p>
@@ -1115,7 +1145,7 @@
       <w:r>
         <w:drawing>
           <wp:inline>
-            <wp:extent cx="5943600" cy="5348024"/>
+            <wp:extent cx="3810000" cy="2540000"/>
             <wp:effectExtent b="0" l="0" r="0" t="0"/>
             <wp:docPr descr="c4 level 1" title="" id="33" name="Picture"/>
             <a:graphic>
@@ -1145,7 +1175,7 @@
                   <pic:spPr bwMode="auto">
                     <a:xfrm>
                       <a:off x="0" y="0"/>
-                      <a:ext cx="5943600" cy="5348024"/>
+                      <a:ext cx="3810000" cy="2540000"/>
                     </a:xfrm>
                     <a:prstGeom prst="rect">
                       <a:avLst/>
@@ -1229,7 +1259,7 @@
       <w:r>
         <w:drawing>
           <wp:inline>
-            <wp:extent cx="5943600" cy="4357061"/>
+            <wp:extent cx="3810000" cy="2540000"/>
             <wp:effectExtent b="0" l="0" r="0" t="0"/>
             <wp:docPr descr="c4 level 2" title="" id="38" name="Picture"/>
             <a:graphic>
@@ -1259,7 +1289,7 @@
                   <pic:spPr bwMode="auto">
                     <a:xfrm>
                       <a:off x="0" y="0"/>
-                      <a:ext cx="5943600" cy="4357061"/>
+                      <a:ext cx="3810000" cy="2540000"/>
                     </a:xfrm>
                     <a:prstGeom prst="rect">
                       <a:avLst/>
@@ -1313,7 +1343,7 @@
         <w:t xml:space="preserve">User Interface</w:t>
       </w:r>
       <w:r>
-        <w:t xml:space="preserve">: Provides interactive capabilities for climate scientists, data managers, and system operators to</w:t>
+        <w:t xml:space="preserve">: Provides interactive capabilities for climate scientists, data managers, and system administrators to</w:t>
       </w:r>
       <w:r>
         <w:t xml:space="preserve"> </w:t>
@@ -2158,7 +2188,7 @@
         <w:t xml:space="preserve"> </w:t>
       </w:r>
       <w:r>
-        <w:t xml:space="preserve">(Recommended): Interactive visualization, data review, and quality control validation capabilities</w:t>
+        <w:t xml:space="preserve">(Required): Interactive visualization, data review, and quality control validation capabilities</w:t>
       </w:r>
     </w:p>
     <w:p>
@@ -3131,6 +3161,18 @@
       <w:r>
         <w:t xml:space="preserve">WMO-No. 1131 identifies Core Data Management as a Required component across all CDMS implementations.</w:t>
       </w:r>
+      <w:r>
+        <w:t xml:space="preserve"> </w:t>
+      </w:r>
+      <w:r>
+        <w:t xml:space="preserve">WMO-No. 1131 further requires support for observations from across all Earth system domains, necessitating</w:t>
+      </w:r>
+      <w:r>
+        <w:t xml:space="preserve"> </w:t>
+      </w:r>
+      <w:r>
+        <w:t xml:space="preserve">that a CDMS handle data from both fixed-position stations and mobile platforms.</w:t>
+      </w:r>
     </w:p>
     <w:p>
       <w:pPr>
@@ -3352,7 +3394,7 @@
               <w:jc w:val="left"/>
             </w:pPr>
             <w:r>
-              <w:t xml:space="preserve">Geographic location of the observation</w:t>
+              <w:t xml:space="preserve">Geographic location of the observation (derived from station metadata for fixed stations; stored per-observation for mobile platforms)</w:t>
             </w:r>
           </w:p>
           <w:p>
@@ -3427,25 +3469,25 @@
         <w:pStyle w:val="BodyText"/>
       </w:pPr>
       <w:r>
-        <w:t xml:space="preserve">This specification focuses primarily on fixed-position stations. Observations from mobile platforms</w:t>
-      </w:r>
-      <w:r>
-        <w:t xml:space="preserve"> </w:t>
-      </w:r>
-      <w:r>
-        <w:t xml:space="preserve">(ships, buoys, radiosondes, aircraft) may be ingested and archived, but specific requirements for</w:t>
-      </w:r>
-      <w:r>
-        <w:t xml:space="preserve"> </w:t>
-      </w:r>
-      <w:r>
-        <w:t xml:space="preserve">real-time tracking or operational processing of mobile platforms are outside the scope of this</w:t>
-      </w:r>
-      <w:r>
-        <w:t xml:space="preserve"> </w:t>
-      </w:r>
-      <w:r>
-        <w:t xml:space="preserve">specification.</w:t>
+        <w:t xml:space="preserve">Support for observations from across the Earth system domains is a core requirement of this specification.</w:t>
+      </w:r>
+      <w:r>
+        <w:t xml:space="preserve"> </w:t>
+      </w:r>
+      <w:r>
+        <w:t xml:space="preserve">This includes both fixed-position stations and mobile platforms (ships, buoys, radiosondes, aircraft).</w:t>
+      </w:r>
+      <w:r>
+        <w:t xml:space="preserve"> </w:t>
+      </w:r>
+      <w:r>
+        <w:t xml:space="preserve">For fixed stations, geographic location is derived from station metadata. For mobile platforms, geographic</w:t>
+      </w:r>
+      <w:r>
+        <w:t xml:space="preserve"> </w:t>
+      </w:r>
+      <w:r>
+        <w:t xml:space="preserve">location must be stored with each individual observation.</w:t>
       </w:r>
     </w:p>
     <w:bookmarkEnd w:id="56"/>
@@ -3823,6 +3865,27 @@
           <w:tcPr/>
           <w:p>
             <w:pPr>
+              <w:pStyle w:val="Compact"/>
+            </w:pPr>
+          </w:p>
+        </w:tc>
+      </w:tr>
+      <w:tr>
+        <w:tc>
+          <w:tcPr/>
+          <w:p>
+            <w:pPr>
+              <w:jc w:val="left"/>
+            </w:pPr>
+            <w:r>
+              <w:t xml:space="preserve">A</w:t>
+            </w:r>
+          </w:p>
+        </w:tc>
+        <w:tc>
+          <w:tcPr/>
+          <w:p>
+            <w:pPr>
               <w:jc w:val="left"/>
             </w:pPr>
             <w:r>
@@ -3837,33 +3900,43 @@
           </w:p>
         </w:tc>
       </w:tr>
+      <w:tr>
+        <w:tc>
+          <w:tcPr/>
+          <w:p>
+            <w:pPr>
+              <w:jc w:val="left"/>
+            </w:pPr>
+            <w:r>
+              <w:t xml:space="preserve">B</w:t>
+            </w:r>
+          </w:p>
+        </w:tc>
+        <w:tc>
+          <w:tcPr/>
+          <w:p>
+            <w:pPr>
+              <w:jc w:val="left"/>
+            </w:pPr>
+            <w:r>
+              <w:t xml:space="preserve">The system SHALL support extensibility mechanisms to store metadata fields not covered by</w:t>
+            </w:r>
+            <w:r>
+              <w:t xml:space="preserve"> </w:t>
+            </w:r>
+            <w:r>
+              <w:t xml:space="preserve">the WIGOS Metadata Standard, including national identifiers, legacy identifiers from predecessor</w:t>
+            </w:r>
+            <w:r>
+              <w:t xml:space="preserve"> </w:t>
+            </w:r>
+            <w:r>
+              <w:t xml:space="preserve">networks, and other organisation-specific metadata attributes.</w:t>
+            </w:r>
+          </w:p>
+        </w:tc>
+      </w:tr>
     </w:tbl>
-    <w:p>
-      <w:pPr>
-        <w:pStyle w:val="BodyText"/>
-      </w:pPr>
-      <w:r>
-        <w:t xml:space="preserve">The WIGOS Metadata Standard provides the core schema for station and sensor metadata. Implementations</w:t>
-      </w:r>
-      <w:r>
-        <w:t xml:space="preserve"> </w:t>
-      </w:r>
-      <w:r>
-        <w:t xml:space="preserve">SHOULD support extensibility mechanisms (such as additional key-value attributes) to accommodate</w:t>
-      </w:r>
-      <w:r>
-        <w:t xml:space="preserve"> </w:t>
-      </w:r>
-      <w:r>
-        <w:t xml:space="preserve">national identifiers, legacy identifiers from predecessor networks, and other metadata fields not</w:t>
-      </w:r>
-      <w:r>
-        <w:t xml:space="preserve"> </w:t>
-      </w:r>
-      <w:r>
-        <w:t xml:space="preserve">covered by the WIGOS standard.</w:t>
-      </w:r>
-    </w:p>
     <w:bookmarkEnd w:id="60"/>
     <w:bookmarkStart w:id="61" w:name="req_core_metadata_retrieval"/>
     <w:p>
@@ -5392,6 +5465,32 @@
         </w:tc>
       </w:tr>
     </w:tbl>
+    <w:p>
+      <w:pPr>
+        <w:pStyle w:val="FirstParagraph"/>
+      </w:pPr>
+      <w:r>
+        <w:t xml:space="preserve">Thresholds may be either fixed values (e.g. absolute physical limits) or dynamically derived (e.g. based on</w:t>
+      </w:r>
+      <w:r>
+        <w:t xml:space="preserve"> </w:t>
+      </w:r>
+      <w:r>
+        <w:t xml:space="preserve">climatological statistics such as percentiles). Implementations should ensure that simple fixed-threshold</w:t>
+      </w:r>
+      <w:r>
+        <w:t xml:space="preserve"> </w:t>
+      </w:r>
+      <w:r>
+        <w:t xml:space="preserve">configurations remain straightforward to set up, with advanced options such as seasonally varying or</w:t>
+      </w:r>
+      <w:r>
+        <w:t xml:space="preserve"> </w:t>
+      </w:r>
+      <w:r>
+        <w:t xml:space="preserve">statistically derived thresholds available but not required for basic operation.</w:t>
+      </w:r>
+    </w:p>
     <w:bookmarkEnd w:id="72"/>
     <w:bookmarkStart w:id="73" w:name="req_qc_execution"/>
     <w:p>
@@ -5508,7 +5607,7 @@
               <w:jc w:val="left"/>
             </w:pPr>
             <w:r>
-              <w:t xml:space="preserve">On demand by an authorized user</w:t>
+              <w:t xml:space="preserve">On demand by an authorized user, including reprocessing of previously checked observations</w:t>
             </w:r>
           </w:p>
           <w:p>
@@ -5910,7 +6009,19 @@
               <w:jc w:val="left"/>
             </w:pPr>
             <w:r>
-              <w:t xml:space="preserve">Comparison with neighbouring stations</w:t>
+              <w:t xml:space="preserve">Comparison with neighbouring observations using configurable selection criteria, including</w:t>
+            </w:r>
+            <w:r>
+              <w:t xml:space="preserve"> </w:t>
+            </w:r>
+            <w:r>
+              <w:t xml:space="preserve">maximum distance, elevation difference, station type, covariability between stations,</w:t>
+            </w:r>
+            <w:r>
+              <w:t xml:space="preserve"> </w:t>
+            </w:r>
+            <w:r>
+              <w:t xml:space="preserve">and predefined station lists</w:t>
             </w:r>
           </w:p>
           <w:p>
@@ -5923,18 +6034,6 @@
             </w:pPr>
             <w:r>
               <w:t xml:space="preserve">Spatial regression tests</w:t>
-            </w:r>
-          </w:p>
-          <w:p>
-            <w:pPr>
-              <w:numPr>
-                <w:ilvl w:val="0"/>
-                <w:numId w:val="1029"/>
-              </w:numPr>
-              <w:jc w:val="left"/>
-            </w:pPr>
-            <w:r>
-              <w:t xml:space="preserve">Buddy checks using configurable distance and elevation thresholds</w:t>
             </w:r>
           </w:p>
         </w:tc>
@@ -7264,10 +7363,10 @@
                 <w:bCs/>
                 <w:b/>
               </w:rPr>
-              <w:t xml:space="preserve">BUFR (Binary Universal Form for the Representation of meteorological data)</w:t>
-            </w:r>
-            <w:r>
-              <w:t xml:space="preserve">: WMO standard binary format as specified in WMO Manual on Codes (WMO-No. 306), Volume I.2</w:t>
+              <w:t xml:space="preserve">BUFR</w:t>
+            </w:r>
+            <w:r>
+              <w:t xml:space="preserve">: WMO standard binary format (WMO-No. 306, Volume I.2), supporting ingestion of hourly observations, daily summaries (including DAYCLI report types), and monthly summaries</w:t>
             </w:r>
           </w:p>
           <w:p>
@@ -7286,7 +7385,7 @@
               <w:t xml:space="preserve">WMO text-based formats and code forms</w:t>
             </w:r>
             <w:r>
-              <w:t xml:space="preserve">: Including FM-12 SYNOP and other code forms as specified in WMO Manual on Codes</w:t>
+              <w:t xml:space="preserve">: Including FM-12 SYNOP and FM-71 CLIMAT, and other code forms as specified in WMO Manual on Codes (WMO-No. 306, Volume I.1)</w:t>
             </w:r>
           </w:p>
         </w:tc>
@@ -7297,25 +7396,13 @@
         <w:pStyle w:val="FirstParagraph"/>
       </w:pPr>
       <w:r>
-        <w:t xml:space="preserve">Implementations should document which BUFR message types and WMO code forms are supported. At minimum,</w:t>
-      </w:r>
-      <w:r>
-        <w:t xml:space="preserve"> </w:t>
-      </w:r>
-      <w:r>
-        <w:t xml:space="preserve">support for FM-12 SYNOP, CLIMAT, and DAYCLI message types is recommended for ingestion of</w:t>
-      </w:r>
-      <w:r>
-        <w:t xml:space="preserve"> </w:t>
-      </w:r>
-      <w:r>
-        <w:t xml:space="preserve">observational and monthly summary data. The Manual on Codes (WMO-No. 306) defines the complete set of</w:t>
-      </w:r>
-      <w:r>
-        <w:t xml:space="preserve"> </w:t>
-      </w:r>
-      <w:r>
-        <w:t xml:space="preserve">applicable message types.</w:t>
+        <w:t xml:space="preserve">Implementations should document which BUFR report types and WMO code forms are supported.</w:t>
+      </w:r>
+      <w:r>
+        <w:t xml:space="preserve"> </w:t>
+      </w:r>
+      <w:r>
+        <w:t xml:space="preserve">The Manual on Codes (WMO-No. 306) defines the complete set of applicable report types and code forms.</w:t>
       </w:r>
     </w:p>
     <w:tbl>
@@ -8941,6 +9028,26 @@
         <w:t xml:space="preserve">limiting in accordance with /req/data-api/auth.</w:t>
       </w:r>
     </w:p>
+    <w:p>
+      <w:pPr>
+        <w:pStyle w:val="BodyText"/>
+      </w:pPr>
+      <w:r>
+        <w:t xml:space="preserve">Implementations are encouraged to provide API documentation in OpenAPI (formerly Swagger) format,</w:t>
+      </w:r>
+      <w:r>
+        <w:t xml:space="preserve"> </w:t>
+      </w:r>
+      <w:r>
+        <w:t xml:space="preserve">which enables interactive documentation and client code generation. OpenAPI specifications should be</w:t>
+      </w:r>
+      <w:r>
+        <w:t xml:space="preserve"> </w:t>
+      </w:r>
+      <w:r>
+        <w:t xml:space="preserve">made available at a well-known endpoint (e.g. /api or /openapi.json).</w:t>
+      </w:r>
+    </w:p>
     <w:bookmarkEnd w:id="95"/>
     <w:bookmarkStart w:id="96" w:name="req_api_standards"/>
     <w:p>
@@ -10159,7 +10266,7 @@
         <w:t xml:space="preserve"> </w:t>
       </w:r>
       <w:r>
-        <w:t xml:space="preserve">GCOS Monitoring Principle 1 requires assessing "impact of new systems or changes to existing systems," making</w:t>
+        <w:t xml:space="preserve">GCOS Monitoring Principle 1 requires assessing "impact of new systems or changes to existing systems", making</w:t>
       </w:r>
       <w:r>
         <w:t xml:space="preserve"> </w:t>
@@ -10205,6 +10312,26 @@
       </w:r>
       <w:r>
         <w:t xml:space="preserve">requirements apply equally to precipitation, pressure, wind, and other elements where applicable.</w:t>
+      </w:r>
+    </w:p>
+    <w:p>
+      <w:pPr>
+        <w:pStyle w:val="BodyText"/>
+      </w:pPr>
+      <w:r>
+        <w:t xml:space="preserve">Homogenisation methods are most reliably applied to monthly data. Application to daily or sub-daily</w:t>
+      </w:r>
+      <w:r>
+        <w:t xml:space="preserve"> </w:t>
+      </w:r>
+      <w:r>
+        <w:t xml:space="preserve">data is possible but introduces greater uncertainty; implementations should document the temporal</w:t>
+      </w:r>
+      <w:r>
+        <w:t xml:space="preserve"> </w:t>
+      </w:r>
+      <w:r>
+        <w:t xml:space="preserve">resolution to which homogenisation has been applied.</w:t>
       </w:r>
     </w:p>
     <w:p>
@@ -11010,7 +11137,7 @@
         <w:t xml:space="preserve"> </w:t>
       </w:r>
       <w:r>
-        <w:t xml:space="preserve">integrated into the observational record with complete provenance and appropriate quality control. Data rescue</w:t>
+        <w:t xml:space="preserve">integrated into the observational records with complete provenance and appropriate quality control. Data rescue</w:t>
       </w:r>
       <w:r>
         <w:t xml:space="preserve"> </w:t>
@@ -12279,6 +12406,27 @@
           <w:tcPr/>
           <w:p>
             <w:pPr>
+              <w:pStyle w:val="Compact"/>
+            </w:pPr>
+          </w:p>
+        </w:tc>
+      </w:tr>
+      <w:tr>
+        <w:tc>
+          <w:tcPr/>
+          <w:p>
+            <w:pPr>
+              <w:jc w:val="left"/>
+            </w:pPr>
+            <w:r>
+              <w:t xml:space="preserve">A</w:t>
+            </w:r>
+          </w:p>
+        </w:tc>
+        <w:tc>
+          <w:tcPr/>
+          <w:p>
+            <w:pPr>
               <w:jc w:val="left"/>
             </w:pPr>
             <w:r>
@@ -12407,39 +12555,43 @@
           </w:p>
         </w:tc>
       </w:tr>
+      <w:tr>
+        <w:tc>
+          <w:tcPr/>
+          <w:p>
+            <w:pPr>
+              <w:jc w:val="left"/>
+            </w:pPr>
+            <w:r>
+              <w:t xml:space="preserve">B</w:t>
+            </w:r>
+          </w:p>
+        </w:tc>
+        <w:tc>
+          <w:tcPr/>
+          <w:p>
+            <w:pPr>
+              <w:jc w:val="left"/>
+            </w:pPr>
+            <w:r>
+              <w:t xml:space="preserve">The system SHALL support extensibility mechanisms to store metadata fields not covered by the</w:t>
+            </w:r>
+            <w:r>
+              <w:t xml:space="preserve"> </w:t>
+            </w:r>
+            <w:r>
+              <w:t xml:space="preserve">WIGOS Metadata Standard, including national identifiers, legacy identifiers from predecessor</w:t>
+            </w:r>
+            <w:r>
+              <w:t xml:space="preserve"> </w:t>
+            </w:r>
+            <w:r>
+              <w:t xml:space="preserve">networks, and other organisation-specific metadata attributes.</w:t>
+            </w:r>
+          </w:p>
+        </w:tc>
+      </w:tr>
     </w:tbl>
-    <w:p>
-      <w:pPr>
-        <w:pStyle w:val="FirstParagraph"/>
-      </w:pPr>
-      <w:r>
-        <w:t xml:space="preserve">The WIGOS Metadata Standard provides the core schema for station and sensor metadata. In practice,</w:t>
-      </w:r>
-      <w:r>
-        <w:t xml:space="preserve"> </w:t>
-      </w:r>
-      <w:r>
-        <w:t xml:space="preserve">implementations often require additional metadata fields not covered by the WIGOS standard, such as</w:t>
-      </w:r>
-      <w:r>
-        <w:t xml:space="preserve"> </w:t>
-      </w:r>
-      <w:r>
-        <w:t xml:space="preserve">national station identifiers, legacy identifiers from predecessor networks, runway numbers, or other</w:t>
-      </w:r>
-      <w:r>
-        <w:t xml:space="preserve"> </w:t>
-      </w:r>
-      <w:r>
-        <w:t xml:space="preserve">site-specific attributes. Implementations SHOULD support extensibility mechanisms (e.g., additional</w:t>
-      </w:r>
-      <w:r>
-        <w:t xml:space="preserve"> </w:t>
-      </w:r>
-      <w:r>
-        <w:t xml:space="preserve">key-value attributes) to accommodate these requirements without compromising WIGOS compliance.</w:t>
-      </w:r>
-    </w:p>
     <w:bookmarkEnd w:id="122"/>
     <w:bookmarkStart w:id="123" w:name="req_metadata_history"/>
     <w:p>
@@ -13839,18 +13991,6 @@
               <w:t xml:space="preserve">Report the distribution of quality control flag statuses across the dataset</w:t>
             </w:r>
           </w:p>
-          <w:p>
-            <w:pPr>
-              <w:numPr>
-                <w:ilvl w:val="0"/>
-                <w:numId w:val="1069"/>
-              </w:numPr>
-              <w:jc w:val="left"/>
-            </w:pPr>
-            <w:r>
-              <w:t xml:space="preserve">Support GCOS reporting requirements for data availability and quality</w:t>
-            </w:r>
-          </w:p>
         </w:tc>
       </w:tr>
     </w:tbl>
@@ -13878,6 +14018,32 @@
       </w:r>
       <w:r>
         <w:t xml:space="preserve">inform users about the suitability of a dataset for specific applications.</w:t>
+      </w:r>
+    </w:p>
+    <w:p>
+      <w:pPr>
+        <w:pStyle w:val="BodyText"/>
+      </w:pPr>
+      <w:r>
+        <w:t xml:space="preserve">Dataset quality metrics may be derived automatically from per-observation quality control results,</w:t>
+      </w:r>
+      <w:r>
+        <w:t xml:space="preserve"> </w:t>
+      </w:r>
+      <w:r>
+        <w:t xml:space="preserve">or entered manually by data managers to document known issues or provide additional context.</w:t>
+      </w:r>
+      <w:r>
+        <w:t xml:space="preserve"> </w:t>
+      </w:r>
+      <w:r>
+        <w:t xml:space="preserve">Dataset quality reporting (Statement B) covers the generation and export of reports drawing on</w:t>
+      </w:r>
+      <w:r>
+        <w:t xml:space="preserve"> </w:t>
+      </w:r>
+      <w:r>
+        <w:t xml:space="preserve">both sources.</w:t>
       </w:r>
     </w:p>
     <w:p>
@@ -14488,6 +14654,26 @@
         </w:tc>
       </w:tr>
     </w:tbl>
+    <w:p>
+      <w:pPr>
+        <w:pStyle w:val="FirstParagraph"/>
+      </w:pPr>
+      <w:r>
+        <w:t xml:space="preserve">A simplified second version of the WIGOS Metadata Representation (WMDR) is under development.</w:t>
+      </w:r>
+      <w:r>
+        <w:t xml:space="preserve"> </w:t>
+      </w:r>
+      <w:r>
+        <w:t xml:space="preserve">Implementations should monitor progress and plan for compatibility with the updated version</w:t>
+      </w:r>
+      <w:r>
+        <w:t xml:space="preserve"> </w:t>
+      </w:r>
+      <w:r>
+        <w:t xml:space="preserve">when published.</w:t>
+      </w:r>
+    </w:p>
     <w:bookmarkEnd w:id="132"/>
     <w:bookmarkStart w:id="133" w:name="req_metadata_quality"/>
     <w:p>
@@ -15008,7 +15194,7 @@
         <w:pStyle w:val="FirstParagraph"/>
       </w:pPr>
       <w:r>
-        <w:t xml:space="preserve">Provide interactive capabilities for scientists, data managers, and operators to visualize, explore, and</w:t>
+        <w:t xml:space="preserve">Provide interactive capabilities for scientists, data managers, and users to visualize, explore, and</w:t>
       </w:r>
       <w:r>
         <w:t xml:space="preserve"> </w:t>
@@ -21212,13 +21398,26 @@
         <w:pStyle w:val="FirstParagraph"/>
       </w:pPr>
       <w:r>
-        <w:t xml:space="preserve">WMO-No. 1131 emphasizes that CDMSs must support diverse user roles including "climate scientists, data managers,</w:t>
-      </w:r>
-      <w:r>
-        <w:t xml:space="preserve"> </w:t>
-      </w:r>
-      <w:r>
-        <w:t xml:space="preserve">system operators and data entry operators" (Figure 2 and Figure 3). The specification notes that while "most NMHSs</w:t>
+        <w:t xml:space="preserve">WMO-No. 1131 emphasizes that CDMSs must support diverse user roles including,</w:t>
+      </w:r>
+      <w:r>
+        <w:t xml:space="preserve"> </w:t>
+      </w:r>
+      <w:r>
+        <w:rPr>
+          <w:iCs/>
+          <w:i/>
+        </w:rPr>
+        <w:t xml:space="preserve">inter alia</w:t>
+      </w:r>
+      <w:r>
+        <w:t xml:space="preserve">, "climate scientists, data managers,</w:t>
+      </w:r>
+      <w:r>
+        <w:t xml:space="preserve"> </w:t>
+      </w:r>
+      <w:r>
+        <w:t xml:space="preserve">system administrators, and data entry operators" (Figure 2 and Figure 3). The specification notes that while "most NMHSs</w:t>
       </w:r>
       <w:r>
         <w:t xml:space="preserve"> </w:t>
@@ -23720,7 +23919,7 @@
         <w:pStyle w:val="FirstParagraph"/>
       </w:pPr>
       <w:r>
-        <w:t xml:space="preserve">WMO-No. 1131 dedicates Chapter 3 entirely to "CDMS Governance," stating that "one of the steps often overlooked when</w:t>
+        <w:t xml:space="preserve">WMO-No. 1131 dedicates Chapter 3 entirely to "CDMS Governance", stating that "one of the steps often overlooked when</w:t>
       </w:r>
       <w:r>
         <w:t xml:space="preserve"> </w:t>
@@ -23732,19 +23931,19 @@
         <w:t xml:space="preserve"> </w:t>
       </w:r>
       <w:r>
-        <w:t xml:space="preserve">the climate record" involving "Policies" and "Governance processes." The specification defines data governance as</w:t>
-      </w:r>
-      <w:r>
-        <w:t xml:space="preserve"> </w:t>
-      </w:r>
-      <w:r>
-        <w:t xml:space="preserve">Required (Section 3.2.1), including "controlled access to data and systems," "approval process for new data types,"</w:t>
-      </w:r>
-      <w:r>
-        <w:t xml:space="preserve"> </w:t>
-      </w:r>
-      <w:r>
-        <w:t xml:space="preserve">"approval process to change data," and "IT change approvals.".</w:t>
+        <w:t xml:space="preserve">the climate record" involving "Policies" and "Governance processes". The specification defines data governance as</w:t>
+      </w:r>
+      <w:r>
+        <w:t xml:space="preserve"> </w:t>
+      </w:r>
+      <w:r>
+        <w:t xml:space="preserve">Required (Section 3.2.1), including "controlled access to data and systems", "approval process for new data types",</w:t>
+      </w:r>
+      <w:r>
+        <w:t xml:space="preserve"> </w:t>
+      </w:r>
+      <w:r>
+        <w:t xml:space="preserve">"approval process to change data", and "IT change approvals".</w:t>
       </w:r>
     </w:p>
     <w:p>

--- a/compiled/cdms-functional-requirements-DRAFT.docx
+++ b/compiled/cdms-functional-requirements-DRAFT.docx
@@ -63,7 +63,7 @@
         <w:pStyle w:val="Date"/>
       </w:pPr>
       <w:r>
-        <w:t xml:space="preserve">2026-06-08</w:t>
+        <w:t xml:space="preserve">2026-06-26</w:t>
       </w:r>
     </w:p>
     <w:sdt>
@@ -151,20 +151,20 @@
               <w:jc w:val="left"/>
             </w:pPr>
             <w:r>
-              <w:t xml:space="preserve">Date: 2026-06-08</w:t>
-            </w:r>
-          </w:p>
-        </w:tc>
-      </w:tr>
-      <w:tr>
-        <w:tc>
-          <w:tcPr/>
-          <w:p>
-            <w:pPr>
-              <w:jc w:val="left"/>
-            </w:pPr>
-            <w:r>
-              <w:t xml:space="preserve">Version: v0.4.0</w:t>
+              <w:t xml:space="preserve">Date: 2026-06-26</w:t>
+            </w:r>
+          </w:p>
+        </w:tc>
+      </w:tr>
+      <w:tr>
+        <w:tc>
+          <w:tcPr/>
+          <w:p>
+            <w:pPr>
+              <w:jc w:val="left"/>
+            </w:pPr>
+            <w:r>
+              <w:t xml:space="preserve">Version: v0.5.0</w:t>
             </w:r>
           </w:p>
         </w:tc>
@@ -457,13 +457,13 @@
         <w:t xml:space="preserve"> </w:t>
       </w:r>
       <w:r>
-        <w:t xml:space="preserve">approach. This specification does not place new mandatory obligations on WMO Members, and is not intended</w:t>
-      </w:r>
-      <w:r>
-        <w:t xml:space="preserve"> </w:t>
-      </w:r>
-      <w:r>
-        <w:t xml:space="preserve">as a list of requirements that Members SHALL or SHOULD follow.</w:t>
+        <w:t xml:space="preserve">approach. While this document does not place new regulatory obligations on WMO Members, the normative verbs (SHALL</w:t>
+      </w:r>
+      <w:r>
+        <w:t xml:space="preserve"> </w:t>
+      </w:r>
+      <w:r>
+        <w:t xml:space="preserve">and SHOULD) define the criteria a system must meet to be considered conformant with the respective classes.</w:t>
       </w:r>
     </w:p>
     <w:bookmarkEnd w:id="25"/>
@@ -29492,7 +29492,7 @@
         <w:t xml:space="preserve"> </w:t>
       </w:r>
       <w:r>
-        <w:t xml:space="preserve">Ian Edwards (myAcorn, UK)</w:t>
+        <w:t xml:space="preserve">Ian Edwards (e3s.uk, UK)</w:t>
       </w:r>
     </w:p>
     <w:p>
@@ -29510,7 +29510,7 @@
         <w:t xml:space="preserve"> </w:t>
       </w:r>
       <w:r>
-        <w:t xml:space="preserve">Etna Cervantes (MCH, Mexico), Marcellin Habimana (Climsoft, Kenya),</w:t>
+        <w:t xml:space="preserve">Etna Cervantes (MCH, Mexico), Marcellin Habimana (Climsoft, Kenya), Jörg Klausen (Switzerland),</w:t>
       </w:r>
       <w:r>
         <w:t xml:space="preserve"> </w:t>
